--- a/docs/тест-кейсы.docx
+++ b/docs/тест-кейсы.docx
@@ -22,6 +22,7 @@
         <w:spacing w:after="181" w:line="259" w:lineRule="auto"/>
         <w:ind w:left="-5" w:hanging="10"/>
         <w:jc w:val="left"/>
+        <w:keepNext w:val="1"/>
       </w:pPr>
       <w:r>
         <w:rPr>
@@ -110,6 +111,7 @@
         <w:spacing w:after="181" w:line="259" w:lineRule="auto"/>
         <w:ind w:left="-5" w:hanging="10"/>
         <w:jc w:val="left"/>
+        <w:keepNext w:val="1"/>
       </w:pPr>
       <w:r>
         <w:rPr>
@@ -198,6 +200,7 @@
         <w:spacing w:after="181" w:line="259" w:lineRule="auto"/>
         <w:ind w:left="-5" w:hanging="10"/>
         <w:jc w:val="left"/>
+        <w:keepNext w:val="1"/>
       </w:pPr>
       <w:r>
         <w:rPr>
@@ -286,6 +289,7 @@
         <w:spacing w:after="181" w:line="259" w:lineRule="auto"/>
         <w:ind w:left="-5" w:hanging="10"/>
         <w:jc w:val="left"/>
+        <w:keepNext w:val="1"/>
       </w:pPr>
       <w:r>
         <w:rPr>
@@ -384,6 +388,7 @@
         <w:spacing w:after="181" w:line="259" w:lineRule="auto"/>
         <w:ind w:left="-5" w:hanging="10"/>
         <w:jc w:val="left"/>
+        <w:keepNext w:val="1"/>
       </w:pPr>
       <w:r>
         <w:rPr>
@@ -472,6 +477,7 @@
         <w:spacing w:after="181" w:line="259" w:lineRule="auto"/>
         <w:ind w:left="-5" w:hanging="10"/>
         <w:jc w:val="left"/>
+        <w:keepNext w:val="1"/>
       </w:pPr>
       <w:r>
         <w:rPr>
@@ -560,6 +566,7 @@
         <w:spacing w:after="181" w:line="259" w:lineRule="auto"/>
         <w:ind w:left="-5" w:hanging="10"/>
         <w:jc w:val="left"/>
+        <w:keepNext w:val="1"/>
       </w:pPr>
       <w:r>
         <w:rPr>
@@ -635,6 +642,168 @@
       </w:r>
       <w:r>
         <w:t xml:space="preserve"> «Ипотека» Пете не отображается и не входит в его аналитику; Ивану и Маше счёт виден.</w:t>
+      </w:r>
+    </w:p>
+    <w:p>
+      <w:pPr>
+        <w:jc w:val="left"/>
+        <w:spacing w:after="100"/>
+        <w:keepLines/>
+        <w:keepNext/>
+      </w:pPr>
+      <w:r>
+        <w:rPr>
+          <w:b/>
+        </w:rPr>
+        <w:t>ТК-8. Проверка границы лимита.</w:t>
+      </w:r>
+    </w:p>
+    <w:p>
+      <w:pPr>
+        <w:spacing w:after="100"/>
+        <w:keepLines/>
+      </w:pPr>
+      <w:r>
+        <w:rPr/>
+        <w:t>Что проверяется: ФТ-11 — превышение только при сумме расходов строго больше лимита.</w:t>
+      </w:r>
+    </w:p>
+    <w:p>
+      <w:pPr>
+        <w:spacing w:after="100"/>
+        <w:keepLines/>
+      </w:pPr>
+      <w:r>
+        <w:rPr/>
+        <w:t>Входные данные: личный лимит «Кафе» 5000 ₽/месяц, расходы 4800 ₽; новый расход — 199 ₽, 200 ₽ или 201 ₽. Есть доход 1000 ₽, перевод 1000 ₽ и черновик расхода «Кафе» 1000 ₽.</w:t>
+      </w:r>
+    </w:p>
+    <w:p>
+      <w:pPr>
+        <w:spacing w:after="100"/>
+        <w:keepLines/>
+      </w:pPr>
+      <w:r>
+        <w:rPr/>
+        <w:t>Действия пользователя: перед каждым вариантом восстановить исходные данные; сохранить указанный расход в том же месяце.</w:t>
+      </w:r>
+    </w:p>
+    <w:p>
+      <w:pPr>
+        <w:spacing w:after="100"/>
+        <w:keepLines/>
+      </w:pPr>
+      <w:r>
+        <w:rPr/>
+        <w:t>Ожидаемый результат: сумма расходов — 4999 ₽, 5000 ₽ или 5001 ₽ соответственно. Уведомление о лимите появляется только при 5001 ₽. Доход, перевод и черновик не увеличивают сумму расходов. Операции сохраняются.</w:t>
+      </w:r>
+    </w:p>
+    <w:p>
+      <w:pPr>
+        <w:jc w:val="left"/>
+        <w:spacing w:after="100"/>
+        <w:keepLines/>
+        <w:keepNext/>
+      </w:pPr>
+      <w:r>
+        <w:rPr>
+          <w:b/>
+        </w:rPr>
+        <w:t>ТК-9. Уведомление о расходах сверх плана бюджета.</w:t>
+      </w:r>
+    </w:p>
+    <w:p>
+      <w:pPr>
+        <w:spacing w:after="100"/>
+        <w:keepLines/>
+      </w:pPr>
+      <w:r>
+        <w:rPr/>
+        <w:t>Что проверяется: ФТ-16 — точное условие отклонения по категории бюджета.</w:t>
+      </w:r>
+    </w:p>
+    <w:p>
+      <w:pPr>
+        <w:spacing w:after="100"/>
+        <w:keepLines/>
+      </w:pPr>
+      <w:r>
+        <w:rPr/>
+        <w:t>Входные данные: личный бюджет на месяц, план «Кафе» 5000 ₽, расходы 4800 ₽; лимита нет. Новый расход — 199 ₽, 200 ₽ или 201 ₽. Отдельный вариант: план 0 ₽, расходы 0 ₽, новый расход 1 ₽.</w:t>
+      </w:r>
+    </w:p>
+    <w:p>
+      <w:pPr>
+        <w:spacing w:after="100"/>
+        <w:keepLines/>
+      </w:pPr>
+      <w:r>
+        <w:rPr/>
+        <w:t>Действия пользователя: перед каждым вариантом восстановить исходные данные; сохранить расход по категории «Кафе» в периоде бюджета.</w:t>
+      </w:r>
+    </w:p>
+    <w:p>
+      <w:pPr>
+        <w:spacing w:after="100"/>
+        <w:keepLines/>
+      </w:pPr>
+      <w:r>
+        <w:rPr/>
+        <w:t>Ожидаемый результат: при факте 4999 ₽ и 5000 ₽ уведомления об отклонении нет; при 5001 ₽ оно появляется. При плане 0 ₽ расход 1 ₽ также вызывает уведомление. Все операции сохраняются.</w:t>
+      </w:r>
+    </w:p>
+    <w:p>
+      <w:pPr>
+        <w:jc w:val="left"/>
+        <w:spacing w:after="100"/>
+        <w:keepLines/>
+        <w:keepNext/>
+      </w:pPr>
+      <w:r>
+        <w:rPr>
+          <w:b/>
+        </w:rPr>
+        <w:t>ТК-10. Расход без интернета и последующая синхронизация.</w:t>
+      </w:r>
+    </w:p>
+    <w:p>
+      <w:pPr>
+        <w:spacing w:after="100"/>
+        <w:keepLines/>
+      </w:pPr>
+      <w:r>
+        <w:rPr/>
+        <w:t>Что проверяется: НФТ-8 и офлайн-ветвь сценария 2 — локальный учёт без сети.</w:t>
+      </w:r>
+    </w:p>
+    <w:p>
+      <w:pPr>
+        <w:spacing w:after="100"/>
+        <w:keepLines/>
+      </w:pPr>
+      <w:r>
+        <w:rPr/>
+        <w:t>Входные данные: Маша — Владелец группы; она вошла в приложение и загрузила её данные. Счёт 1000 ₽, лимит «Кафе» 5000 ₽/месяц, расходы 4800 ₽. Маша и Иван видят счёт и лимит; у Ивана есть сеть.</w:t>
+      </w:r>
+    </w:p>
+    <w:p>
+      <w:pPr>
+        <w:spacing w:after="100"/>
+        <w:keepLines/>
+      </w:pPr>
+      <w:r>
+        <w:rPr/>
+        <w:t>Действия пользователя: отключить сеть и сохранить расход «Кафе» 500 ₽; снова открыть приложение и проверить баланс. Как Владелец группы, попытаться отправить приглашение. Включить интернет, дождаться синхронизации; повторно запустить синхронизацию.</w:t>
+      </w:r>
+    </w:p>
+    <w:p>
+      <w:pPr>
+        <w:spacing w:after="100"/>
+        <w:keepLines/>
+      </w:pPr>
+      <w:r>
+        <w:rPr/>
+        <w:t>Ожидаемый результат: расход сохранён, баланс 500 ₽, расходы «Кафе» 5300 ₽; показано предупреждение о лимите. После повторного открытия данные остаются. Для приглашения система требует сеть. Иван получает операцию и уведомление только после синхронизации. Повторная синхронизация не дублирует операцию: баланс 500 ₽.</w:t>
       </w:r>
     </w:p>
     <w:sectPr>
